--- a/Results/theophylline_results.docx
+++ b/Results/theophylline_results.docx
@@ -472,7 +472,7 @@
                 <w:szCs w:val="22"/>
                 <w:color w:val="000000"/>
               </w:rPr>
-              <w:t xml:space="preserve">1.6289</w:t>
+              <w:t xml:space="preserve">1.6306</w:t>
             </w:r>
           </w:p>
         </w:tc>
@@ -642,7 +642,7 @@
                 <w:szCs w:val="22"/>
                 <w:color w:val="000000"/>
               </w:rPr>
-              <w:t xml:space="preserve">0.0865</w:t>
+              <w:t xml:space="preserve">0.0864</w:t>
             </w:r>
           </w:p>
         </w:tc>
@@ -812,7 +812,7 @@
                 <w:szCs w:val="22"/>
                 <w:color w:val="000000"/>
               </w:rPr>
-              <w:t xml:space="preserve">31.9471</w:t>
+              <w:t xml:space="preserve">31.9728</w:t>
             </w:r>
           </w:p>
         </w:tc>
@@ -1152,7 +1152,7 @@
                 <w:szCs w:val="22"/>
                 <w:color w:val="000000"/>
               </w:rPr>
-              <w:t xml:space="preserve">2.5400</w:t>
+              <w:t xml:space="preserve">2.5592</w:t>
             </w:r>
           </w:p>
         </w:tc>
@@ -1322,7 +1322,7 @@
                 <w:szCs w:val="22"/>
                 <w:color w:val="000000"/>
               </w:rPr>
-              <w:t xml:space="preserve">0.5618</w:t>
+              <w:t xml:space="preserve">0.5724</w:t>
             </w:r>
           </w:p>
         </w:tc>
@@ -1662,7 +1662,7 @@
                 <w:szCs w:val="22"/>
                 <w:color w:val="000000"/>
               </w:rPr>
-              <w:t xml:space="preserve">0.5329</w:t>
+              <w:t xml:space="preserve">0.5324</w:t>
             </w:r>
           </w:p>
         </w:tc>
@@ -1832,7 +1832,7 @@
                 <w:szCs w:val="22"/>
                 <w:color w:val="000000"/>
               </w:rPr>
-              <w:t xml:space="preserve">0.1000</w:t>
+              <w:t xml:space="preserve">0.1530</w:t>
             </w:r>
           </w:p>
         </w:tc>
@@ -2002,7 +2002,7 @@
                 <w:szCs w:val="22"/>
                 <w:color w:val="000000"/>
               </w:rPr>
-              <w:t xml:space="preserve">0.1343</w:t>
+              <w:t xml:space="preserve">0.1321</w:t>
             </w:r>
           </w:p>
         </w:tc>
@@ -2342,7 +2342,7 @@
                 <w:szCs w:val="22"/>
                 <w:color w:val="000000"/>
               </w:rPr>
-              <w:t xml:space="preserve">0.7095</w:t>
+              <w:t xml:space="preserve">0.7040</w:t>
             </w:r>
           </w:p>
         </w:tc>
@@ -2852,7 +2852,7 @@
                 <w:szCs w:val="22"/>
                 <w:color w:val="000000"/>
               </w:rPr>
-              <w:t xml:space="preserve">331.18</w:t>
+              <w:t xml:space="preserve">330.55</w:t>
             </w:r>
           </w:p>
         </w:tc>
@@ -2907,7 +2907,7 @@
                 <w:szCs w:val="22"/>
                 <w:color w:val="000000"/>
               </w:rPr>
-              <w:t xml:space="preserve">332.80</w:t>
+              <w:t xml:space="preserve">332.19</w:t>
             </w:r>
           </w:p>
         </w:tc>
@@ -3022,7 +3022,7 @@
                 <w:szCs w:val="22"/>
                 <w:color w:val="000000"/>
               </w:rPr>
-              <w:t xml:space="preserve">349.18</w:t>
+              <w:t xml:space="preserve">348.55</w:t>
             </w:r>
           </w:p>
         </w:tc>
@@ -3077,7 +3077,7 @@
                 <w:szCs w:val="22"/>
                 <w:color w:val="000000"/>
               </w:rPr>
-              <w:t xml:space="preserve">350.80</w:t>
+              <w:t xml:space="preserve">350.19</w:t>
             </w:r>
           </w:p>
         </w:tc>
@@ -3192,7 +3192,7 @@
                 <w:szCs w:val="22"/>
                 <w:color w:val="000000"/>
               </w:rPr>
-              <w:t xml:space="preserve">353.54</w:t>
+              <w:t xml:space="preserve">352.92</w:t>
             </w:r>
           </w:p>
         </w:tc>
@@ -3247,7 +3247,7 @@
                 <w:szCs w:val="22"/>
                 <w:color w:val="000000"/>
               </w:rPr>
-              <w:t xml:space="preserve">355.16</w:t>
+              <w:t xml:space="preserve">354.55</w:t>
             </w:r>
           </w:p>
         </w:tc>
@@ -3362,7 +3362,7 @@
                 <w:szCs w:val="22"/>
                 <w:color w:val="000000"/>
               </w:rPr>
-              <w:t xml:space="preserve">362.75</w:t>
+              <w:t xml:space="preserve">362.13</w:t>
             </w:r>
           </w:p>
         </w:tc>
@@ -3417,7 +3417,7 @@
                 <w:szCs w:val="22"/>
                 <w:color w:val="000000"/>
               </w:rPr>
-              <w:t xml:space="preserve">364.37</w:t>
+              <w:t xml:space="preserve">363.76</w:t>
             </w:r>
           </w:p>
         </w:tc>
